--- a/Web app/Assessment/Work log.docx
+++ b/Web app/Assessment/Work log.docx
@@ -31,35 +31,14 @@
                 <w:b/>
                 <w:bCs/>
               </w:rPr>
-              <w:t>Work Log:</w:t>
+              <w:t xml:space="preserve">Introduction: </w:t>
             </w:r>
             <w:r>
               <w:rPr>
                 <w:b/>
                 <w:bCs/>
               </w:rPr>
-              <w:t xml:space="preserve"> Computer </w:t>
-            </w:r>
-            <w:r>
-              <w:rPr>
-                <w:b/>
-                <w:bCs/>
-              </w:rPr>
-              <w:t>S</w:t>
-            </w:r>
-            <w:r>
-              <w:rPr>
-                <w:b/>
-                <w:bCs/>
-              </w:rPr>
-              <w:t xml:space="preserve">cience </w:t>
-            </w:r>
-            <w:r>
-              <w:rPr>
-                <w:b/>
-                <w:bCs/>
-              </w:rPr>
-              <w:t xml:space="preserve">2.4 Assessment </w:t>
+              <w:t xml:space="preserve"> </w:t>
             </w:r>
           </w:p>
         </w:tc>
@@ -67,7 +46,8 @@
       <w:tr>
         <w:tc>
           <w:tcPr>
-            <w:tcW w:w="1696" w:type="dxa"/>
+            <w:tcW w:w="15388" w:type="dxa"/>
+            <w:gridSpan w:val="3"/>
           </w:tcPr>
           <w:p>
             <w:pPr>
@@ -81,13 +61,15 @@
                 <w:b/>
                 <w:bCs/>
               </w:rPr>
-              <w:t>Date:</w:t>
+              <w:t xml:space="preserve">Work Log: Computer Science 2.4 Assessment </w:t>
             </w:r>
           </w:p>
         </w:tc>
-        <w:tc>
-          <w:tcPr>
-            <w:tcW w:w="6521" w:type="dxa"/>
+      </w:tr>
+      <w:tr>
+        <w:tc>
+          <w:tcPr>
+            <w:tcW w:w="1696" w:type="dxa"/>
           </w:tcPr>
           <w:p>
             <w:pPr>
@@ -101,6 +83,26 @@
                 <w:b/>
                 <w:bCs/>
               </w:rPr>
+              <w:t>Date:</w:t>
+            </w:r>
+          </w:p>
+        </w:tc>
+        <w:tc>
+          <w:tcPr>
+            <w:tcW w:w="6521" w:type="dxa"/>
+          </w:tcPr>
+          <w:p>
+            <w:pPr>
+              <w:rPr>
+                <w:b/>
+                <w:bCs/>
+              </w:rPr>
+            </w:pPr>
+            <w:r>
+              <w:rPr>
+                <w:b/>
+                <w:bCs/>
+              </w:rPr>
               <w:t xml:space="preserve">What I did today: </w:t>
             </w:r>
           </w:p>
@@ -137,19 +139,7 @@
           </w:tcPr>
           <w:p>
             <w:r>
-              <w:t>Today I was looking at colour palettes for my mobile smart attendance website. I found three colour palettes</w:t>
-            </w:r>
-            <w:r>
-              <w:t xml:space="preserve"> that both had contrast with dark colours mixed with light </w:t>
-            </w:r>
-            <w:r>
-              <w:t>colour,</w:t>
-            </w:r>
-            <w:r>
-              <w:t xml:space="preserve"> so it is easy to see text. I am still deciding between the three as I need to see which one would best suit my </w:t>
-            </w:r>
-            <w:r>
-              <w:t>mobile app.</w:t>
+              <w:t>Today I was looking at colour palettes for my mobile smart attendance website. I found three colour palettes that both had contrast with dark colours mixed with light colour, so it is easy to see text. I am still deciding between the three as I need to see which one would best suit my mobile app.</w:t>
             </w:r>
           </w:p>
           <w:p/>
@@ -166,7 +156,7 @@
                 <w:noProof/>
               </w:rPr>
               <w:drawing>
-                <wp:anchor distT="0" distB="0" distL="114300" distR="114300" simplePos="0" relativeHeight="251661312" behindDoc="0" locked="0" layoutInCell="1" allowOverlap="1" wp14:anchorId="3241A505" wp14:editId="62AF515C">
+                <wp:anchor distT="0" distB="0" distL="114300" distR="114300" simplePos="0" relativeHeight="251669504" behindDoc="0" locked="0" layoutInCell="1" allowOverlap="1" wp14:anchorId="3241A505" wp14:editId="62AF515C">
                   <wp:simplePos x="0" y="0"/>
                   <wp:positionH relativeFrom="column">
                     <wp:posOffset>457765</wp:posOffset>
@@ -233,7 +223,7 @@
                 <w:noProof/>
               </w:rPr>
               <w:drawing>
-                <wp:anchor distT="0" distB="0" distL="114300" distR="114300" simplePos="0" relativeHeight="251659264" behindDoc="0" locked="0" layoutInCell="1" allowOverlap="1" wp14:anchorId="258BEA6A" wp14:editId="24CB73E5">
+                <wp:anchor distT="0" distB="0" distL="114300" distR="114300" simplePos="0" relativeHeight="251667456" behindDoc="0" locked="0" layoutInCell="1" allowOverlap="1" wp14:anchorId="258BEA6A" wp14:editId="24CB73E5">
                   <wp:simplePos x="0" y="0"/>
                   <wp:positionH relativeFrom="column">
                     <wp:posOffset>-7170</wp:posOffset>
@@ -300,7 +290,7 @@
                 <w:noProof/>
               </w:rPr>
               <w:drawing>
-                <wp:anchor distT="0" distB="0" distL="114300" distR="114300" simplePos="0" relativeHeight="251658240" behindDoc="0" locked="0" layoutInCell="1" allowOverlap="1" wp14:anchorId="46E2FF26" wp14:editId="788D2273">
+                <wp:anchor distT="0" distB="0" distL="114300" distR="114300" simplePos="0" relativeHeight="251666432" behindDoc="0" locked="0" layoutInCell="1" allowOverlap="1" wp14:anchorId="46E2FF26" wp14:editId="69DD8358">
                   <wp:simplePos x="0" y="0"/>
                   <wp:positionH relativeFrom="column">
                     <wp:posOffset>2179955</wp:posOffset>
@@ -369,7 +359,7 @@
                 <w:noProof/>
               </w:rPr>
               <w:drawing>
-                <wp:anchor distT="0" distB="0" distL="114300" distR="114300" simplePos="0" relativeHeight="251660288" behindDoc="0" locked="0" layoutInCell="1" allowOverlap="1" wp14:anchorId="1796C5C5" wp14:editId="63C5B830">
+                <wp:anchor distT="0" distB="0" distL="114300" distR="114300" simplePos="0" relativeHeight="251668480" behindDoc="0" locked="0" layoutInCell="1" allowOverlap="1" wp14:anchorId="1796C5C5" wp14:editId="63C5B830">
                   <wp:simplePos x="0" y="0"/>
                   <wp:positionH relativeFrom="column">
                     <wp:posOffset>2485540</wp:posOffset>
@@ -455,28 +445,31 @@
           </w:tcPr>
           <w:p>
             <w:r>
-              <w:t>Today I started to work on my code</w:t>
-            </w:r>
-            <w:r>
-              <w:t xml:space="preserve">. I first was working on the </w:t>
-            </w:r>
-            <w:r>
-              <w:t>main smart attendance page for iPhone and laptops</w:t>
-            </w:r>
-            <w:r>
-              <w:t xml:space="preserve">. </w:t>
-            </w:r>
-            <w:r>
-              <w:t xml:space="preserve">The first component I was working on was adding a button to turn on the camera. After I did this </w:t>
-            </w:r>
-            <w:r>
-              <w:t xml:space="preserve">I made it so that the camera picture displays on the page. After that I added in my colour palette so it has a nice </w:t>
-            </w:r>
-            <w:r>
-              <w:t>aesthetic</w:t>
-            </w:r>
-            <w:r>
-              <w:t xml:space="preserve">, and It was looking pretty good. My next step is to make the camera pick up on barcodes so I can link it so a name so they can mark themselves into a club. </w:t>
+              <w:t xml:space="preserve">Today I started to work on my code. I first was working on the main smart attendance page for iPhone and laptops. The first component I was working on was adding a button to turn on the camera. After I did </w:t>
+            </w:r>
+            <w:proofErr w:type="gramStart"/>
+            <w:r>
+              <w:t>this</w:t>
+            </w:r>
+            <w:proofErr w:type="gramEnd"/>
+            <w:r>
+              <w:t xml:space="preserve"> I made it so that the camera picture displays on the page. After that I added in my colour </w:t>
+            </w:r>
+            <w:proofErr w:type="gramStart"/>
+            <w:r>
+              <w:t>palette</w:t>
+            </w:r>
+            <w:proofErr w:type="gramEnd"/>
+            <w:r>
+              <w:t xml:space="preserve"> so it has a nice aesthetic, and </w:t>
+            </w:r>
+            <w:proofErr w:type="gramStart"/>
+            <w:r>
+              <w:t>It</w:t>
+            </w:r>
+            <w:proofErr w:type="gramEnd"/>
+            <w:r>
+              <w:t xml:space="preserve"> was looking pretty good. My next step is to make the camera pick up on barcodes so I can link it so a name so they can mark themselves into a club. </w:t>
             </w:r>
           </w:p>
         </w:tc>
@@ -490,7 +483,74 @@
                 <w:noProof/>
               </w:rPr>
               <w:drawing>
-                <wp:anchor distT="0" distB="0" distL="114300" distR="114300" simplePos="0" relativeHeight="251662336" behindDoc="0" locked="0" layoutInCell="1" allowOverlap="1" wp14:anchorId="58FE38D1" wp14:editId="3B38EC7A">
+                <wp:anchor distT="0" distB="0" distL="114300" distR="114300" simplePos="0" relativeHeight="251671552" behindDoc="0" locked="0" layoutInCell="1" allowOverlap="1" wp14:anchorId="3FA03990" wp14:editId="618F3B72">
+                  <wp:simplePos x="0" y="0"/>
+                  <wp:positionH relativeFrom="column">
+                    <wp:posOffset>2198024</wp:posOffset>
+                  </wp:positionH>
+                  <wp:positionV relativeFrom="paragraph">
+                    <wp:posOffset>173182</wp:posOffset>
+                  </wp:positionV>
+                  <wp:extent cx="2172970" cy="904240"/>
+                  <wp:effectExtent l="0" t="0" r="0" b="0"/>
+                  <wp:wrapSquare wrapText="bothSides"/>
+                  <wp:docPr id="1092985850" name="Picture 2"/>
+                  <wp:cNvGraphicFramePr>
+                    <a:graphicFrameLocks xmlns:a="http://schemas.openxmlformats.org/drawingml/2006/main" noChangeAspect="1"/>
+                  </wp:cNvGraphicFramePr>
+                  <a:graphic xmlns:a="http://schemas.openxmlformats.org/drawingml/2006/main">
+                    <a:graphicData uri="http://schemas.openxmlformats.org/drawingml/2006/picture">
+                      <pic:pic xmlns:pic="http://schemas.openxmlformats.org/drawingml/2006/picture">
+                        <pic:nvPicPr>
+                          <pic:cNvPr id="0" name="Picture 2"/>
+                          <pic:cNvPicPr>
+                            <a:picLocks noChangeAspect="1" noChangeArrowheads="1"/>
+                          </pic:cNvPicPr>
+                        </pic:nvPicPr>
+                        <pic:blipFill>
+                          <a:blip r:embed="rId8" cstate="print">
+                            <a:extLst>
+                              <a:ext uri="{28A0092B-C50C-407E-A947-70E740481C1C}">
+                                <a14:useLocalDpi xmlns:a14="http://schemas.microsoft.com/office/drawing/2010/main" val="0"/>
+                              </a:ext>
+                            </a:extLst>
+                          </a:blip>
+                          <a:srcRect/>
+                          <a:stretch>
+                            <a:fillRect/>
+                          </a:stretch>
+                        </pic:blipFill>
+                        <pic:spPr bwMode="auto">
+                          <a:xfrm>
+                            <a:off x="0" y="0"/>
+                            <a:ext cx="2172970" cy="904240"/>
+                          </a:xfrm>
+                          <a:prstGeom prst="rect">
+                            <a:avLst/>
+                          </a:prstGeom>
+                          <a:noFill/>
+                          <a:ln>
+                            <a:noFill/>
+                          </a:ln>
+                        </pic:spPr>
+                      </pic:pic>
+                    </a:graphicData>
+                  </a:graphic>
+                  <wp14:sizeRelH relativeFrom="margin">
+                    <wp14:pctWidth>0</wp14:pctWidth>
+                  </wp14:sizeRelH>
+                  <wp14:sizeRelV relativeFrom="margin">
+                    <wp14:pctHeight>0</wp14:pctHeight>
+                  </wp14:sizeRelV>
+                </wp:anchor>
+              </w:drawing>
+            </w:r>
+            <w:r>
+              <w:rPr>
+                <w:noProof/>
+              </w:rPr>
+              <w:drawing>
+                <wp:anchor distT="0" distB="0" distL="114300" distR="114300" simplePos="0" relativeHeight="251670528" behindDoc="0" locked="0" layoutInCell="1" allowOverlap="1" wp14:anchorId="58FE38D1" wp14:editId="66D388A0">
                   <wp:simplePos x="0" y="0"/>
                   <wp:positionH relativeFrom="column">
                     <wp:posOffset>238067</wp:posOffset>
@@ -515,7 +575,7 @@
                           </pic:cNvPicPr>
                         </pic:nvPicPr>
                         <pic:blipFill>
-                          <a:blip r:embed="rId8" cstate="print">
+                          <a:blip r:embed="rId9" cstate="print">
                             <a:extLst>
                               <a:ext uri="{28A0092B-C50C-407E-A947-70E740481C1C}">
                                 <a14:useLocalDpi xmlns:a14="http://schemas.microsoft.com/office/drawing/2010/main" val="0"/>
@@ -552,9 +612,6 @@
                 </wp:anchor>
               </w:drawing>
             </w:r>
-            <w:r>
-              <w:t>w</w:t>
-            </w:r>
           </w:p>
         </w:tc>
       </w:tr>
@@ -563,19 +620,254 @@
           <w:tcPr>
             <w:tcW w:w="1696" w:type="dxa"/>
           </w:tcPr>
-          <w:p/>
+          <w:p>
+            <w:r>
+              <w:t>23/06/2026</w:t>
+            </w:r>
+          </w:p>
         </w:tc>
         <w:tc>
           <w:tcPr>
             <w:tcW w:w="6521" w:type="dxa"/>
           </w:tcPr>
-          <w:p/>
+          <w:p>
+            <w:r>
+              <w:t xml:space="preserve">Today I </w:t>
+            </w:r>
+            <w:r>
+              <w:t xml:space="preserve">Started and got my camera to pick up on barcodes from id cards. I did have to use multiple websites to find the code and a little bit of ChatGPT to help me get this working but in the </w:t>
+            </w:r>
+            <w:proofErr w:type="gramStart"/>
+            <w:r>
+              <w:t>end</w:t>
+            </w:r>
+            <w:proofErr w:type="gramEnd"/>
+            <w:r>
+              <w:t xml:space="preserve"> w</w:t>
+            </w:r>
+            <w:r>
+              <w:t xml:space="preserve">e make sure that it was scanning cards are giving us the number on the id cards. My next step is to make a new page so you can </w:t>
+            </w:r>
+            <w:r>
+              <w:t xml:space="preserve">have a class list and when you scan a barcode it </w:t>
+            </w:r>
+            <w:proofErr w:type="gramStart"/>
+            <w:r>
+              <w:t>link</w:t>
+            </w:r>
+            <w:proofErr w:type="gramEnd"/>
+            <w:r>
+              <w:t xml:space="preserve"> to the name and marks it present for the specific club.</w:t>
+            </w:r>
+          </w:p>
         </w:tc>
         <w:tc>
           <w:tcPr>
             <w:tcW w:w="7171" w:type="dxa"/>
           </w:tcPr>
-          <w:p/>
+          <w:p>
+            <w:r>
+              <w:rPr>
+                <w:noProof/>
+              </w:rPr>
+              <w:drawing>
+                <wp:anchor distT="0" distB="0" distL="114300" distR="114300" simplePos="0" relativeHeight="251674624" behindDoc="0" locked="0" layoutInCell="1" allowOverlap="1" wp14:anchorId="7D79DA47" wp14:editId="1CD9B371">
+                  <wp:simplePos x="0" y="0"/>
+                  <wp:positionH relativeFrom="column">
+                    <wp:posOffset>1249400</wp:posOffset>
+                  </wp:positionH>
+                  <wp:positionV relativeFrom="paragraph">
+                    <wp:posOffset>866765</wp:posOffset>
+                  </wp:positionV>
+                  <wp:extent cx="1420495" cy="1044575"/>
+                  <wp:effectExtent l="0" t="0" r="8255" b="3175"/>
+                  <wp:wrapSquare wrapText="bothSides"/>
+                  <wp:docPr id="1057373843" name="Picture 4"/>
+                  <wp:cNvGraphicFramePr>
+                    <a:graphicFrameLocks xmlns:a="http://schemas.openxmlformats.org/drawingml/2006/main" noChangeAspect="1"/>
+                  </wp:cNvGraphicFramePr>
+                  <a:graphic xmlns:a="http://schemas.openxmlformats.org/drawingml/2006/main">
+                    <a:graphicData uri="http://schemas.openxmlformats.org/drawingml/2006/picture">
+                      <pic:pic xmlns:pic="http://schemas.openxmlformats.org/drawingml/2006/picture">
+                        <pic:nvPicPr>
+                          <pic:cNvPr id="0" name="Picture 4"/>
+                          <pic:cNvPicPr>
+                            <a:picLocks noChangeAspect="1" noChangeArrowheads="1"/>
+                          </pic:cNvPicPr>
+                        </pic:nvPicPr>
+                        <pic:blipFill>
+                          <a:blip r:embed="rId10" cstate="print">
+                            <a:extLst>
+                              <a:ext uri="{28A0092B-C50C-407E-A947-70E740481C1C}">
+                                <a14:useLocalDpi xmlns:a14="http://schemas.microsoft.com/office/drawing/2010/main" val="0"/>
+                              </a:ext>
+                            </a:extLst>
+                          </a:blip>
+                          <a:srcRect/>
+                          <a:stretch>
+                            <a:fillRect/>
+                          </a:stretch>
+                        </pic:blipFill>
+                        <pic:spPr bwMode="auto">
+                          <a:xfrm>
+                            <a:off x="0" y="0"/>
+                            <a:ext cx="1420495" cy="1044575"/>
+                          </a:xfrm>
+                          <a:prstGeom prst="rect">
+                            <a:avLst/>
+                          </a:prstGeom>
+                          <a:noFill/>
+                          <a:ln>
+                            <a:noFill/>
+                          </a:ln>
+                        </pic:spPr>
+                      </pic:pic>
+                    </a:graphicData>
+                  </a:graphic>
+                  <wp14:sizeRelH relativeFrom="margin">
+                    <wp14:pctWidth>0</wp14:pctWidth>
+                  </wp14:sizeRelH>
+                  <wp14:sizeRelV relativeFrom="margin">
+                    <wp14:pctHeight>0</wp14:pctHeight>
+                  </wp14:sizeRelV>
+                </wp:anchor>
+              </w:drawing>
+            </w:r>
+            <w:r>
+              <w:rPr>
+                <w:noProof/>
+              </w:rPr>
+              <w:drawing>
+                <wp:anchor distT="0" distB="0" distL="114300" distR="114300" simplePos="0" relativeHeight="251673600" behindDoc="0" locked="0" layoutInCell="1" allowOverlap="1" wp14:anchorId="0A9F1F63" wp14:editId="4F5F29E7">
+                  <wp:simplePos x="0" y="0"/>
+                  <wp:positionH relativeFrom="column">
+                    <wp:posOffset>2077289</wp:posOffset>
+                  </wp:positionH>
+                  <wp:positionV relativeFrom="paragraph">
+                    <wp:posOffset>134265</wp:posOffset>
+                  </wp:positionV>
+                  <wp:extent cx="2208530" cy="702945"/>
+                  <wp:effectExtent l="0" t="0" r="1270" b="1905"/>
+                  <wp:wrapSquare wrapText="bothSides"/>
+                  <wp:docPr id="856421082" name="Picture 3"/>
+                  <wp:cNvGraphicFramePr>
+                    <a:graphicFrameLocks xmlns:a="http://schemas.openxmlformats.org/drawingml/2006/main" noChangeAspect="1"/>
+                  </wp:cNvGraphicFramePr>
+                  <a:graphic xmlns:a="http://schemas.openxmlformats.org/drawingml/2006/main">
+                    <a:graphicData uri="http://schemas.openxmlformats.org/drawingml/2006/picture">
+                      <pic:pic xmlns:pic="http://schemas.openxmlformats.org/drawingml/2006/picture">
+                        <pic:nvPicPr>
+                          <pic:cNvPr id="0" name="Picture 3"/>
+                          <pic:cNvPicPr>
+                            <a:picLocks noChangeAspect="1" noChangeArrowheads="1"/>
+                          </pic:cNvPicPr>
+                        </pic:nvPicPr>
+                        <pic:blipFill>
+                          <a:blip r:embed="rId11" cstate="print">
+                            <a:extLst>
+                              <a:ext uri="{28A0092B-C50C-407E-A947-70E740481C1C}">
+                                <a14:useLocalDpi xmlns:a14="http://schemas.microsoft.com/office/drawing/2010/main" val="0"/>
+                              </a:ext>
+                            </a:extLst>
+                          </a:blip>
+                          <a:srcRect/>
+                          <a:stretch>
+                            <a:fillRect/>
+                          </a:stretch>
+                        </pic:blipFill>
+                        <pic:spPr bwMode="auto">
+                          <a:xfrm>
+                            <a:off x="0" y="0"/>
+                            <a:ext cx="2208530" cy="702945"/>
+                          </a:xfrm>
+                          <a:prstGeom prst="rect">
+                            <a:avLst/>
+                          </a:prstGeom>
+                          <a:noFill/>
+                          <a:ln>
+                            <a:noFill/>
+                          </a:ln>
+                        </pic:spPr>
+                      </pic:pic>
+                    </a:graphicData>
+                  </a:graphic>
+                  <wp14:sizeRelH relativeFrom="margin">
+                    <wp14:pctWidth>0</wp14:pctWidth>
+                  </wp14:sizeRelH>
+                  <wp14:sizeRelV relativeFrom="margin">
+                    <wp14:pctHeight>0</wp14:pctHeight>
+                  </wp14:sizeRelV>
+                </wp:anchor>
+              </w:drawing>
+            </w:r>
+            <w:r>
+              <w:rPr>
+                <w:noProof/>
+              </w:rPr>
+              <w:drawing>
+                <wp:anchor distT="0" distB="0" distL="114300" distR="114300" simplePos="0" relativeHeight="251672576" behindDoc="0" locked="0" layoutInCell="1" allowOverlap="1" wp14:anchorId="5B3421C9" wp14:editId="369950F3">
+                  <wp:simplePos x="0" y="0"/>
+                  <wp:positionH relativeFrom="column">
+                    <wp:posOffset>160407</wp:posOffset>
+                  </wp:positionH>
+                  <wp:positionV relativeFrom="paragraph">
+                    <wp:posOffset>68483</wp:posOffset>
+                  </wp:positionV>
+                  <wp:extent cx="1638300" cy="825500"/>
+                  <wp:effectExtent l="0" t="0" r="0" b="0"/>
+                  <wp:wrapSquare wrapText="bothSides"/>
+                  <wp:docPr id="634362371" name="Picture 2"/>
+                  <wp:cNvGraphicFramePr>
+                    <a:graphicFrameLocks xmlns:a="http://schemas.openxmlformats.org/drawingml/2006/main" noChangeAspect="1"/>
+                  </wp:cNvGraphicFramePr>
+                  <a:graphic xmlns:a="http://schemas.openxmlformats.org/drawingml/2006/main">
+                    <a:graphicData uri="http://schemas.openxmlformats.org/drawingml/2006/picture">
+                      <pic:pic xmlns:pic="http://schemas.openxmlformats.org/drawingml/2006/picture">
+                        <pic:nvPicPr>
+                          <pic:cNvPr id="0" name="Picture 2"/>
+                          <pic:cNvPicPr>
+                            <a:picLocks noChangeAspect="1" noChangeArrowheads="1"/>
+                          </pic:cNvPicPr>
+                        </pic:nvPicPr>
+                        <pic:blipFill>
+                          <a:blip r:embed="rId12" cstate="print">
+                            <a:extLst>
+                              <a:ext uri="{28A0092B-C50C-407E-A947-70E740481C1C}">
+                                <a14:useLocalDpi xmlns:a14="http://schemas.microsoft.com/office/drawing/2010/main" val="0"/>
+                              </a:ext>
+                            </a:extLst>
+                          </a:blip>
+                          <a:srcRect/>
+                          <a:stretch>
+                            <a:fillRect/>
+                          </a:stretch>
+                        </pic:blipFill>
+                        <pic:spPr bwMode="auto">
+                          <a:xfrm>
+                            <a:off x="0" y="0"/>
+                            <a:ext cx="1638300" cy="825500"/>
+                          </a:xfrm>
+                          <a:prstGeom prst="rect">
+                            <a:avLst/>
+                          </a:prstGeom>
+                          <a:noFill/>
+                          <a:ln>
+                            <a:noFill/>
+                          </a:ln>
+                        </pic:spPr>
+                      </pic:pic>
+                    </a:graphicData>
+                  </a:graphic>
+                  <wp14:sizeRelH relativeFrom="margin">
+                    <wp14:pctWidth>0</wp14:pctWidth>
+                  </wp14:sizeRelH>
+                  <wp14:sizeRelV relativeFrom="margin">
+                    <wp14:pctHeight>0</wp14:pctHeight>
+                  </wp14:sizeRelV>
+                </wp:anchor>
+              </w:drawing>
+            </w:r>
+          </w:p>
         </w:tc>
       </w:tr>
       <w:tr>
@@ -794,6 +1086,342 @@
         <w:tc>
           <w:tcPr>
             <w:tcW w:w="7171" w:type="dxa"/>
+          </w:tcPr>
+          <w:p/>
+        </w:tc>
+      </w:tr>
+    </w:tbl>
+    <w:p/>
+    <w:p/>
+    <w:p/>
+    <w:p/>
+    <w:p>
+      <w:r>
+        <w:t>Testing table:</w:t>
+      </w:r>
+    </w:p>
+    <w:tbl>
+      <w:tblPr>
+        <w:tblStyle w:val="TableGrid"/>
+        <w:tblW w:w="0" w:type="auto"/>
+        <w:tblLook w:val="04A0" w:firstRow="1" w:lastRow="0" w:firstColumn="1" w:lastColumn="0" w:noHBand="0" w:noVBand="1"/>
+      </w:tblPr>
+      <w:tblGrid>
+        <w:gridCol w:w="1306"/>
+        <w:gridCol w:w="4855"/>
+        <w:gridCol w:w="1489"/>
+        <w:gridCol w:w="4662"/>
+        <w:gridCol w:w="3076"/>
+      </w:tblGrid>
+      <w:tr>
+        <w:tc>
+          <w:tcPr>
+            <w:tcW w:w="1306" w:type="dxa"/>
+          </w:tcPr>
+          <w:p>
+            <w:r>
+              <w:t>Date:</w:t>
+            </w:r>
+          </w:p>
+        </w:tc>
+        <w:tc>
+          <w:tcPr>
+            <w:tcW w:w="4855" w:type="dxa"/>
+          </w:tcPr>
+          <w:p>
+            <w:r>
+              <w:t>What I am testing:</w:t>
+            </w:r>
+          </w:p>
+        </w:tc>
+        <w:tc>
+          <w:tcPr>
+            <w:tcW w:w="1489" w:type="dxa"/>
+          </w:tcPr>
+          <w:p>
+            <w:r>
+              <w:t>Pass or Fail:</w:t>
+            </w:r>
+          </w:p>
+        </w:tc>
+        <w:tc>
+          <w:tcPr>
+            <w:tcW w:w="4662" w:type="dxa"/>
+          </w:tcPr>
+          <w:p>
+            <w:r>
+              <w:t>Evidence:</w:t>
+            </w:r>
+            <w:r>
+              <w:t xml:space="preserve"> </w:t>
+            </w:r>
+          </w:p>
+        </w:tc>
+        <w:tc>
+          <w:tcPr>
+            <w:tcW w:w="3076" w:type="dxa"/>
+          </w:tcPr>
+          <w:p>
+            <w:r>
+              <w:t>Next Steps:</w:t>
+            </w:r>
+          </w:p>
+        </w:tc>
+      </w:tr>
+      <w:tr>
+        <w:tc>
+          <w:tcPr>
+            <w:tcW w:w="1306" w:type="dxa"/>
+          </w:tcPr>
+          <w:p>
+            <w:r>
+              <w:t>22/06/2026</w:t>
+            </w:r>
+          </w:p>
+        </w:tc>
+        <w:tc>
+          <w:tcPr>
+            <w:tcW w:w="4855" w:type="dxa"/>
+          </w:tcPr>
+          <w:p>
+            <w:r>
+              <w:t xml:space="preserve">I am testing if the </w:t>
+            </w:r>
+            <w:r>
+              <w:t xml:space="preserve">enable camera button and the </w:t>
+            </w:r>
+            <w:proofErr w:type="gramStart"/>
+            <w:r>
+              <w:t>disable</w:t>
+            </w:r>
+            <w:proofErr w:type="gramEnd"/>
+            <w:r>
+              <w:t xml:space="preserve"> camera button works</w:t>
+            </w:r>
+          </w:p>
+        </w:tc>
+        <w:tc>
+          <w:tcPr>
+            <w:tcW w:w="1489" w:type="dxa"/>
+          </w:tcPr>
+          <w:p>
+            <w:r>
+              <w:t>Pass</w:t>
+            </w:r>
+          </w:p>
+        </w:tc>
+        <w:tc>
+          <w:tcPr>
+            <w:tcW w:w="4662" w:type="dxa"/>
+          </w:tcPr>
+          <w:p>
+            <w:r>
+              <w:rPr>
+                <w:noProof/>
+              </w:rPr>
+              <w:drawing>
+                <wp:anchor distT="0" distB="0" distL="114300" distR="114300" simplePos="0" relativeHeight="251664384" behindDoc="0" locked="0" layoutInCell="1" allowOverlap="1" wp14:anchorId="7309459C" wp14:editId="082DF27B">
+                  <wp:simplePos x="0" y="0"/>
+                  <wp:positionH relativeFrom="column">
+                    <wp:posOffset>28651</wp:posOffset>
+                  </wp:positionH>
+                  <wp:positionV relativeFrom="paragraph">
+                    <wp:posOffset>312</wp:posOffset>
+                  </wp:positionV>
+                  <wp:extent cx="1302730" cy="969124"/>
+                  <wp:effectExtent l="0" t="0" r="0" b="2540"/>
+                  <wp:wrapSquare wrapText="bothSides"/>
+                  <wp:docPr id="1946172707" name="Picture 1"/>
+                  <wp:cNvGraphicFramePr>
+                    <a:graphicFrameLocks xmlns:a="http://schemas.openxmlformats.org/drawingml/2006/main" noChangeAspect="1"/>
+                  </wp:cNvGraphicFramePr>
+                  <a:graphic xmlns:a="http://schemas.openxmlformats.org/drawingml/2006/main">
+                    <a:graphicData uri="http://schemas.openxmlformats.org/drawingml/2006/picture">
+                      <pic:pic xmlns:pic="http://schemas.openxmlformats.org/drawingml/2006/picture">
+                        <pic:nvPicPr>
+                          <pic:cNvPr id="0" name="Picture 1"/>
+                          <pic:cNvPicPr>
+                            <a:picLocks noChangeAspect="1" noChangeArrowheads="1"/>
+                          </pic:cNvPicPr>
+                        </pic:nvPicPr>
+                        <pic:blipFill>
+                          <a:blip r:embed="rId13" cstate="print">
+                            <a:extLst>
+                              <a:ext uri="{28A0092B-C50C-407E-A947-70E740481C1C}">
+                                <a14:useLocalDpi xmlns:a14="http://schemas.microsoft.com/office/drawing/2010/main" val="0"/>
+                              </a:ext>
+                            </a:extLst>
+                          </a:blip>
+                          <a:srcRect/>
+                          <a:stretch>
+                            <a:fillRect/>
+                          </a:stretch>
+                        </pic:blipFill>
+                        <pic:spPr bwMode="auto">
+                          <a:xfrm>
+                            <a:off x="0" y="0"/>
+                            <a:ext cx="1302730" cy="969124"/>
+                          </a:xfrm>
+                          <a:prstGeom prst="rect">
+                            <a:avLst/>
+                          </a:prstGeom>
+                          <a:noFill/>
+                          <a:ln>
+                            <a:noFill/>
+                          </a:ln>
+                        </pic:spPr>
+                      </pic:pic>
+                    </a:graphicData>
+                  </a:graphic>
+                  <wp14:sizeRelH relativeFrom="margin">
+                    <wp14:pctWidth>0</wp14:pctWidth>
+                  </wp14:sizeRelH>
+                  <wp14:sizeRelV relativeFrom="margin">
+                    <wp14:pctHeight>0</wp14:pctHeight>
+                  </wp14:sizeRelV>
+                </wp:anchor>
+              </w:drawing>
+            </w:r>
+          </w:p>
+        </w:tc>
+        <w:tc>
+          <w:tcPr>
+            <w:tcW w:w="3076" w:type="dxa"/>
+          </w:tcPr>
+          <w:p>
+            <w:r>
+              <w:t xml:space="preserve">My </w:t>
+            </w:r>
+            <w:r>
+              <w:t xml:space="preserve">next steps are to make it so the camera can read the barcode and link it to a name. </w:t>
+            </w:r>
+          </w:p>
+        </w:tc>
+      </w:tr>
+      <w:tr>
+        <w:tc>
+          <w:tcPr>
+            <w:tcW w:w="1306" w:type="dxa"/>
+          </w:tcPr>
+          <w:p/>
+        </w:tc>
+        <w:tc>
+          <w:tcPr>
+            <w:tcW w:w="4855" w:type="dxa"/>
+          </w:tcPr>
+          <w:p/>
+        </w:tc>
+        <w:tc>
+          <w:tcPr>
+            <w:tcW w:w="1489" w:type="dxa"/>
+          </w:tcPr>
+          <w:p/>
+        </w:tc>
+        <w:tc>
+          <w:tcPr>
+            <w:tcW w:w="4662" w:type="dxa"/>
+          </w:tcPr>
+          <w:p/>
+        </w:tc>
+        <w:tc>
+          <w:tcPr>
+            <w:tcW w:w="3076" w:type="dxa"/>
+          </w:tcPr>
+          <w:p/>
+        </w:tc>
+      </w:tr>
+      <w:tr>
+        <w:tc>
+          <w:tcPr>
+            <w:tcW w:w="1306" w:type="dxa"/>
+          </w:tcPr>
+          <w:p/>
+        </w:tc>
+        <w:tc>
+          <w:tcPr>
+            <w:tcW w:w="4855" w:type="dxa"/>
+          </w:tcPr>
+          <w:p/>
+        </w:tc>
+        <w:tc>
+          <w:tcPr>
+            <w:tcW w:w="1489" w:type="dxa"/>
+          </w:tcPr>
+          <w:p/>
+        </w:tc>
+        <w:tc>
+          <w:tcPr>
+            <w:tcW w:w="4662" w:type="dxa"/>
+          </w:tcPr>
+          <w:p/>
+        </w:tc>
+        <w:tc>
+          <w:tcPr>
+            <w:tcW w:w="3076" w:type="dxa"/>
+          </w:tcPr>
+          <w:p/>
+        </w:tc>
+      </w:tr>
+      <w:tr>
+        <w:tc>
+          <w:tcPr>
+            <w:tcW w:w="1306" w:type="dxa"/>
+          </w:tcPr>
+          <w:p/>
+        </w:tc>
+        <w:tc>
+          <w:tcPr>
+            <w:tcW w:w="4855" w:type="dxa"/>
+          </w:tcPr>
+          <w:p/>
+        </w:tc>
+        <w:tc>
+          <w:tcPr>
+            <w:tcW w:w="1489" w:type="dxa"/>
+          </w:tcPr>
+          <w:p/>
+        </w:tc>
+        <w:tc>
+          <w:tcPr>
+            <w:tcW w:w="4662" w:type="dxa"/>
+          </w:tcPr>
+          <w:p/>
+        </w:tc>
+        <w:tc>
+          <w:tcPr>
+            <w:tcW w:w="3076" w:type="dxa"/>
+          </w:tcPr>
+          <w:p/>
+        </w:tc>
+      </w:tr>
+      <w:tr>
+        <w:tc>
+          <w:tcPr>
+            <w:tcW w:w="1306" w:type="dxa"/>
+          </w:tcPr>
+          <w:p/>
+        </w:tc>
+        <w:tc>
+          <w:tcPr>
+            <w:tcW w:w="4855" w:type="dxa"/>
+          </w:tcPr>
+          <w:p/>
+        </w:tc>
+        <w:tc>
+          <w:tcPr>
+            <w:tcW w:w="1489" w:type="dxa"/>
+          </w:tcPr>
+          <w:p/>
+        </w:tc>
+        <w:tc>
+          <w:tcPr>
+            <w:tcW w:w="4662" w:type="dxa"/>
+          </w:tcPr>
+          <w:p/>
+        </w:tc>
+        <w:tc>
+          <w:tcPr>
+            <w:tcW w:w="3076" w:type="dxa"/>
           </w:tcPr>
           <w:p/>
         </w:tc>
@@ -822,19 +1450,31 @@
           <w:tcPr>
             <w:tcW w:w="5129" w:type="dxa"/>
           </w:tcPr>
-          <w:p/>
+          <w:p>
+            <w:r>
+              <w:t>Date:</w:t>
+            </w:r>
+          </w:p>
         </w:tc>
         <w:tc>
           <w:tcPr>
             <w:tcW w:w="5129" w:type="dxa"/>
           </w:tcPr>
-          <w:p/>
+          <w:p>
+            <w:r>
+              <w:t>What the error was:</w:t>
+            </w:r>
+          </w:p>
         </w:tc>
         <w:tc>
           <w:tcPr>
             <w:tcW w:w="5130" w:type="dxa"/>
           </w:tcPr>
-          <w:p/>
+          <w:p>
+            <w:r>
+              <w:t>Evidence:</w:t>
+            </w:r>
+          </w:p>
         </w:tc>
       </w:tr>
       <w:tr>

--- a/Web app/Assessment/Work log.docx
+++ b/Web app/Assessment/Work log.docx
@@ -290,7 +290,7 @@
                 <w:noProof/>
               </w:rPr>
               <w:drawing>
-                <wp:anchor distT="0" distB="0" distL="114300" distR="114300" simplePos="0" relativeHeight="251666432" behindDoc="0" locked="0" layoutInCell="1" allowOverlap="1" wp14:anchorId="46E2FF26" wp14:editId="69DD8358">
+                <wp:anchor distT="0" distB="0" distL="114300" distR="114300" simplePos="0" relativeHeight="251666432" behindDoc="0" locked="0" layoutInCell="1" allowOverlap="1" wp14:anchorId="46E2FF26" wp14:editId="36E2006E">
                   <wp:simplePos x="0" y="0"/>
                   <wp:positionH relativeFrom="column">
                     <wp:posOffset>2179955</wp:posOffset>
@@ -738,7 +738,7 @@
                 <w:noProof/>
               </w:rPr>
               <w:drawing>
-                <wp:anchor distT="0" distB="0" distL="114300" distR="114300" simplePos="0" relativeHeight="251673600" behindDoc="0" locked="0" layoutInCell="1" allowOverlap="1" wp14:anchorId="0A9F1F63" wp14:editId="4F5F29E7">
+                <wp:anchor distT="0" distB="0" distL="114300" distR="114300" simplePos="0" relativeHeight="251673600" behindDoc="0" locked="0" layoutInCell="1" allowOverlap="1" wp14:anchorId="0A9F1F63" wp14:editId="144BB16B">
                   <wp:simplePos x="0" y="0"/>
                   <wp:positionH relativeFrom="column">
                     <wp:posOffset>2077289</wp:posOffset>
@@ -875,19 +875,158 @@
           <w:tcPr>
             <w:tcW w:w="1696" w:type="dxa"/>
           </w:tcPr>
-          <w:p/>
+          <w:p>
+            <w:r>
+              <w:t>24/06/2026</w:t>
+            </w:r>
+          </w:p>
         </w:tc>
         <w:tc>
           <w:tcPr>
             <w:tcW w:w="6521" w:type="dxa"/>
           </w:tcPr>
-          <w:p/>
+          <w:p>
+            <w:r>
+              <w:t xml:space="preserve">Today, After I had finished the camera to pick up on </w:t>
+            </w:r>
+            <w:r>
+              <w:t>barcodes,</w:t>
+            </w:r>
+            <w:r>
+              <w:t xml:space="preserve"> I thought that I would add a navigation bar</w:t>
+            </w:r>
+            <w:r>
+              <w:t xml:space="preserve">. After </w:t>
+            </w:r>
+            <w:r>
+              <w:t>looking at some mobile websites and apps,</w:t>
+            </w:r>
+            <w:r>
+              <w:t xml:space="preserve"> I decided to put my navigation bar at the bottom of my screen</w:t>
+            </w:r>
+            <w:r>
+              <w:t xml:space="preserve">. Doing this it would make the website to feel more user friendly as it would be </w:t>
+            </w:r>
+            <w:r>
+              <w:t xml:space="preserve">to swap to different pages </w:t>
+            </w:r>
+            <w:proofErr w:type="gramStart"/>
+            <w:r>
+              <w:t>and also</w:t>
+            </w:r>
+            <w:proofErr w:type="gramEnd"/>
+            <w:r>
+              <w:t xml:space="preserve"> matches the aesthetic of the page having it there. Today, I </w:t>
+            </w:r>
+            <w:r>
+              <w:lastRenderedPageBreak/>
+              <w:t xml:space="preserve">got started in it but since I have not done this </w:t>
+            </w:r>
+            <w:r>
+              <w:t xml:space="preserve">concept in a while I did not get it finished today, but I did but in the </w:t>
+            </w:r>
+            <w:r>
+              <w:t>nav statement to create the box on where my icons are going to got to swap pages for my smart attendance app</w:t>
+            </w:r>
+            <w:r>
+              <w:t xml:space="preserve">. My next step is to </w:t>
+            </w:r>
+            <w:r>
+              <w:t>properly</w:t>
+            </w:r>
+            <w:r>
+              <w:t xml:space="preserve"> to create the next page </w:t>
+            </w:r>
+            <w:r>
+              <w:t xml:space="preserve">and then add it to my navigation bar, once I have done </w:t>
+            </w:r>
+            <w:proofErr w:type="gramStart"/>
+            <w:r>
+              <w:t>that</w:t>
+            </w:r>
+            <w:proofErr w:type="gramEnd"/>
+            <w:r>
+              <w:t xml:space="preserve"> I can change the colour and the aesthetic of the things on my </w:t>
+            </w:r>
+            <w:r>
+              <w:t>navigation bar and then I can start to code the next page.</w:t>
+            </w:r>
+          </w:p>
         </w:tc>
         <w:tc>
           <w:tcPr>
             <w:tcW w:w="7171" w:type="dxa"/>
           </w:tcPr>
-          <w:p/>
+          <w:p>
+            <w:r>
+              <w:rPr>
+                <w:noProof/>
+              </w:rPr>
+              <w:lastRenderedPageBreak/>
+              <w:drawing>
+                <wp:anchor distT="0" distB="0" distL="114300" distR="114300" simplePos="0" relativeHeight="251675648" behindDoc="0" locked="0" layoutInCell="1" allowOverlap="1" wp14:anchorId="19520D02" wp14:editId="566A821D">
+                  <wp:simplePos x="0" y="0"/>
+                  <wp:positionH relativeFrom="column">
+                    <wp:posOffset>110587</wp:posOffset>
+                  </wp:positionH>
+                  <wp:positionV relativeFrom="paragraph">
+                    <wp:posOffset>108865</wp:posOffset>
+                  </wp:positionV>
+                  <wp:extent cx="1741170" cy="983615"/>
+                  <wp:effectExtent l="0" t="0" r="0" b="6985"/>
+                  <wp:wrapSquare wrapText="bothSides"/>
+                  <wp:docPr id="1699725266" name="Picture 1"/>
+                  <wp:cNvGraphicFramePr>
+                    <a:graphicFrameLocks xmlns:a="http://schemas.openxmlformats.org/drawingml/2006/main" noChangeAspect="1"/>
+                  </wp:cNvGraphicFramePr>
+                  <a:graphic xmlns:a="http://schemas.openxmlformats.org/drawingml/2006/main">
+                    <a:graphicData uri="http://schemas.openxmlformats.org/drawingml/2006/picture">
+                      <pic:pic xmlns:pic="http://schemas.openxmlformats.org/drawingml/2006/picture">
+                        <pic:nvPicPr>
+                          <pic:cNvPr id="0" name="Picture 1"/>
+                          <pic:cNvPicPr>
+                            <a:picLocks noChangeAspect="1" noChangeArrowheads="1"/>
+                          </pic:cNvPicPr>
+                        </pic:nvPicPr>
+                        <pic:blipFill>
+                          <a:blip r:embed="rId13" cstate="print">
+                            <a:extLst>
+                              <a:ext uri="{28A0092B-C50C-407E-A947-70E740481C1C}">
+                                <a14:useLocalDpi xmlns:a14="http://schemas.microsoft.com/office/drawing/2010/main" val="0"/>
+                              </a:ext>
+                            </a:extLst>
+                          </a:blip>
+                          <a:srcRect/>
+                          <a:stretch>
+                            <a:fillRect/>
+                          </a:stretch>
+                        </pic:blipFill>
+                        <pic:spPr bwMode="auto">
+                          <a:xfrm>
+                            <a:off x="0" y="0"/>
+                            <a:ext cx="1741170" cy="983615"/>
+                          </a:xfrm>
+                          <a:prstGeom prst="rect">
+                            <a:avLst/>
+                          </a:prstGeom>
+                          <a:noFill/>
+                          <a:ln>
+                            <a:noFill/>
+                          </a:ln>
+                        </pic:spPr>
+                      </pic:pic>
+                    </a:graphicData>
+                  </a:graphic>
+                  <wp14:sizeRelH relativeFrom="margin">
+                    <wp14:pctWidth>0</wp14:pctWidth>
+                  </wp14:sizeRelH>
+                  <wp14:sizeRelV relativeFrom="margin">
+                    <wp14:pctHeight>0</wp14:pctHeight>
+                  </wp14:sizeRelV>
+                </wp:anchor>
+              </w:drawing>
+            </w:r>
+          </w:p>
         </w:tc>
       </w:tr>
       <w:tr>
@@ -895,7 +1034,11 @@
           <w:tcPr>
             <w:tcW w:w="1696" w:type="dxa"/>
           </w:tcPr>
-          <w:p/>
+          <w:p>
+            <w:r>
+              <w:t>25/06/2026</w:t>
+            </w:r>
+          </w:p>
         </w:tc>
         <w:tc>
           <w:tcPr>
@@ -915,7 +1058,11 @@
           <w:tcPr>
             <w:tcW w:w="1696" w:type="dxa"/>
           </w:tcPr>
-          <w:p/>
+          <w:p>
+            <w:r>
+              <w:t>26/06/2026</w:t>
+            </w:r>
+          </w:p>
         </w:tc>
         <w:tc>
           <w:tcPr>
@@ -1092,7 +1239,213 @@
       </w:tr>
     </w:tbl>
     <w:p/>
-    <w:p/>
+    <w:tbl>
+      <w:tblPr>
+        <w:tblStyle w:val="TableGrid"/>
+        <w:tblW w:w="0" w:type="auto"/>
+        <w:tblLook w:val="04A0" w:firstRow="1" w:lastRow="0" w:firstColumn="1" w:lastColumn="0" w:noHBand="0" w:noVBand="1"/>
+      </w:tblPr>
+      <w:tblGrid>
+        <w:gridCol w:w="1555"/>
+        <w:gridCol w:w="2268"/>
+        <w:gridCol w:w="2126"/>
+        <w:gridCol w:w="2693"/>
+        <w:gridCol w:w="3119"/>
+        <w:gridCol w:w="1338"/>
+        <w:gridCol w:w="2170"/>
+      </w:tblGrid>
+      <w:tr>
+        <w:tc>
+          <w:tcPr>
+            <w:tcW w:w="1555" w:type="dxa"/>
+          </w:tcPr>
+          <w:p>
+            <w:pPr>
+              <w:rPr>
+                <w:b/>
+                <w:bCs/>
+              </w:rPr>
+            </w:pPr>
+            <w:r>
+              <w:rPr>
+                <w:b/>
+                <w:bCs/>
+              </w:rPr>
+              <w:t>UI par</w:t>
+            </w:r>
+            <w:r>
+              <w:rPr>
+                <w:b/>
+                <w:bCs/>
+              </w:rPr>
+              <w:t>t:</w:t>
+            </w:r>
+          </w:p>
+        </w:tc>
+        <w:tc>
+          <w:tcPr>
+            <w:tcW w:w="2268" w:type="dxa"/>
+          </w:tcPr>
+          <w:p>
+            <w:pPr>
+              <w:rPr>
+                <w:b/>
+                <w:bCs/>
+              </w:rPr>
+            </w:pPr>
+            <w:r>
+              <w:rPr>
+                <w:b/>
+                <w:bCs/>
+              </w:rPr>
+              <w:t>What has been tested</w:t>
+            </w:r>
+            <w:r>
+              <w:rPr>
+                <w:b/>
+                <w:bCs/>
+              </w:rPr>
+              <w:t>:</w:t>
+            </w:r>
+          </w:p>
+        </w:tc>
+        <w:tc>
+          <w:tcPr>
+            <w:tcW w:w="2126" w:type="dxa"/>
+          </w:tcPr>
+          <w:p>
+            <w:pPr>
+              <w:rPr>
+                <w:b/>
+                <w:bCs/>
+              </w:rPr>
+            </w:pPr>
+            <w:r>
+              <w:rPr>
+                <w:b/>
+                <w:bCs/>
+              </w:rPr>
+              <w:t>Test input/ action</w:t>
+            </w:r>
+            <w:r>
+              <w:rPr>
+                <w:b/>
+                <w:bCs/>
+              </w:rPr>
+              <w:t>:</w:t>
+            </w:r>
+          </w:p>
+        </w:tc>
+        <w:tc>
+          <w:tcPr>
+            <w:tcW w:w="2693" w:type="dxa"/>
+          </w:tcPr>
+          <w:p>
+            <w:pPr>
+              <w:rPr>
+                <w:b/>
+                <w:bCs/>
+              </w:rPr>
+            </w:pPr>
+            <w:r>
+              <w:rPr>
+                <w:b/>
+                <w:bCs/>
+              </w:rPr>
+              <w:t>Expected result</w:t>
+            </w:r>
+            <w:r>
+              <w:rPr>
+                <w:b/>
+                <w:bCs/>
+              </w:rPr>
+              <w:t>:</w:t>
+            </w:r>
+          </w:p>
+        </w:tc>
+        <w:tc>
+          <w:tcPr>
+            <w:tcW w:w="3119" w:type="dxa"/>
+          </w:tcPr>
+          <w:p>
+            <w:pPr>
+              <w:rPr>
+                <w:b/>
+                <w:bCs/>
+              </w:rPr>
+            </w:pPr>
+            <w:r>
+              <w:rPr>
+                <w:b/>
+                <w:bCs/>
+              </w:rPr>
+              <w:t>Actual result</w:t>
+            </w:r>
+            <w:r>
+              <w:rPr>
+                <w:b/>
+                <w:bCs/>
+              </w:rPr>
+              <w:t>:</w:t>
+            </w:r>
+            <w:r>
+              <w:rPr>
+                <w:b/>
+                <w:bCs/>
+              </w:rPr>
+              <w:t xml:space="preserve"> </w:t>
+            </w:r>
+          </w:p>
+        </w:tc>
+        <w:tc>
+          <w:tcPr>
+            <w:tcW w:w="1338" w:type="dxa"/>
+          </w:tcPr>
+          <w:p>
+            <w:pPr>
+              <w:rPr>
+                <w:b/>
+                <w:bCs/>
+              </w:rPr>
+            </w:pPr>
+            <w:r>
+              <w:rPr>
+                <w:b/>
+                <w:bCs/>
+              </w:rPr>
+              <w:t>Pass/fail</w:t>
+            </w:r>
+          </w:p>
+        </w:tc>
+        <w:tc>
+          <w:tcPr>
+            <w:tcW w:w="2170" w:type="dxa"/>
+          </w:tcPr>
+          <w:p>
+            <w:pPr>
+              <w:rPr>
+                <w:b/>
+                <w:bCs/>
+              </w:rPr>
+            </w:pPr>
+            <w:r>
+              <w:rPr>
+                <w:b/>
+                <w:bCs/>
+              </w:rPr>
+              <w:t>Notes/ changes made</w:t>
+            </w:r>
+            <w:r>
+              <w:rPr>
+                <w:b/>
+                <w:bCs/>
+              </w:rPr>
+              <w:t>:</w:t>
+            </w:r>
+          </w:p>
+        </w:tc>
+      </w:tr>
+    </w:tbl>
     <w:p/>
     <w:p/>
     <w:p>
@@ -1245,7 +1598,7 @@
                           </pic:cNvPicPr>
                         </pic:nvPicPr>
                         <pic:blipFill>
-                          <a:blip r:embed="rId13" cstate="print">
+                          <a:blip r:embed="rId14" cstate="print">
                             <a:extLst>
                               <a:ext uri="{28A0092B-C50C-407E-A947-70E740481C1C}">
                                 <a14:useLocalDpi xmlns:a14="http://schemas.microsoft.com/office/drawing/2010/main" val="0"/>
